--- a/Договор_Бухаров_Камавтокомплект.docx
+++ b/Договор_Бухаров_Камавтокомплект.docx
@@ -2451,7 +2451,7 @@
                 <w:sz w:val="18"/>
                 <w:szCs w:val="18"/>
               </w:rPr>
-              <w:t xml:space="preserve">Калинина И.Н.</w:t>
+              <w:t xml:space="preserve">Калинина Ирина Николаевна</w:t>
             </w:r>
           </w:p>
         </w:tc>
@@ -3642,7 +3642,7 @@
                 <w:sz w:val="18"/>
                 <w:szCs w:val="18"/>
               </w:rPr>
-              <w:t xml:space="preserve">Калинина И.Н.</w:t>
+              <w:t xml:space="preserve">Калинина Ирина Николаевна</w:t>
             </w:r>
           </w:p>
         </w:tc>

--- a/Договор_Бухаров_Камавтокомплект.docx
+++ b/Договор_Бухаров_Камавтокомплект.docx
@@ -2451,7 +2451,7 @@
                 <w:sz w:val="18"/>
                 <w:szCs w:val="18"/>
               </w:rPr>
-              <w:t xml:space="preserve">Калинина Ирина Николаевна</w:t>
+              <w:t xml:space="preserve">Климина Ирина Николаевна</w:t>
             </w:r>
           </w:p>
         </w:tc>
@@ -3642,7 +3642,7 @@
                 <w:sz w:val="18"/>
                 <w:szCs w:val="18"/>
               </w:rPr>
-              <w:t xml:space="preserve">Калинина Ирина Николаевна</w:t>
+              <w:t xml:space="preserve">Климина Ирина Николаевна</w:t>
             </w:r>
           </w:p>
         </w:tc>
